--- a/public/act/mental-health-city/downloads/mental-health-city-pledge.docx
+++ b/public/act/mental-health-city/downloads/mental-health-city-pledge.docx
@@ -1423,7 +1423,7 @@
     <w:p>
       <w:pPr>
         <w:keepNext/>
-        <w:spacing w:before="120" w:after="60" w:line="380" w:lineRule="exact"/>
+        <w:spacing w:before="80" w:after="60" w:line="380" w:lineRule="exact"/>
         <w:pBdr>
           <w:bottom w:val="single" w:sz="6" w:space="2" w:color="17365D"/>
         </w:pBdr>
@@ -1454,7 +1454,7 @@
     <w:p>
       <w:pPr>
         <w:keepNext/>
-        <w:spacing w:before="140" w:after="60" w:line="380" w:lineRule="exact"/>
+        <w:spacing w:before="60" w:after="60" w:line="380" w:lineRule="exact"/>
         <w:pBdr>
           <w:bottom w:val="single" w:sz="6" w:space="2" w:color="17365D"/>
         </w:pBdr>
@@ -1693,20 +1693,122 @@
             <w:tcW w:type="dxa" w:w="9638"/>
             <w:gridSpan w:val="2"/>
           </w:tcPr>
+          <w:tbl>
+            <w:tblPr>
+              <w:tblW w:type="dxa" w:w="8957"/>
+              <w:jc w:val="center"/>
+              <w:tblLayout w:type="fixed"/>
+              <w:tblLook w:firstColumn="1" w:firstRow="1" w:lastColumn="0" w:lastRow="0" w:noHBand="0" w:noVBand="1" w:val="04A0"/>
+              <w:tblLayout w:type="fixed"/>
+              <w:tblBorders>
+                <w:top w:val="nil"/>
+                <w:left w:val="nil"/>
+                <w:bottom w:val="nil"/>
+                <w:right w:val="nil"/>
+                <w:insideH w:val="nil"/>
+                <w:insideV w:val="nil"/>
+              </w:tblBorders>
+              <w:tblCellMar>
+                <w:top w:w="0" w:type="dxa"/>
+                <w:left w:w="130" w:type="dxa"/>
+                <w:bottom w:w="0" w:type="dxa"/>
+                <w:right w:w="130" w:type="dxa"/>
+              </w:tblCellMar>
+            </w:tblPr>
+            <w:tblGrid>
+              <w:gridCol w:w="7596"/>
+              <w:gridCol w:w="1360"/>
+            </w:tblGrid>
+            <w:tr>
+              <w:trPr>
+                <w:cantSplit/>
+              </w:trPr>
+              <w:tc>
+                <w:tcPr>
+                  <w:tcW w:type="dxa" w:w="7597"/>
+                </w:tcPr>
+                <w:p>
+                  <w:pPr>
+                    <w:spacing w:line="250" w:lineRule="exact" w:after="0" w:before="0"/>
+                  </w:pPr>
+                  <w:r>
+                    <w:rPr>
+                      <w:rFonts w:ascii="Noto Sans CJK TC" w:hAnsi="Noto Sans CJK TC" w:eastAsia="Noto Sans CJK TC" w:cs="Noto Sans CJK TC"/>
+                      <w:b w:val="0"/>
+                      <w:color w:val="475569"/>
+                      <w:sz w:val="19"/>
+                    </w:rPr>
+                    <w:t>回傳方式與截止日：請將簽署後之承諾書以 Email 回傳至 action.a.e0626@gmail.com；簽署截止日為 2026 年 11 月 11 日（三）18:00，逾期回覆仍予收件並於網頁註記收件日期。</w:t>
+                  </w:r>
+                </w:p>
+                <w:p>
+                  <w:pPr>
+                    <w:spacing w:before="40" w:after="0" w:line="250" w:lineRule="exact"/>
+                  </w:pPr>
+                  <w:r>
+                    <w:rPr>
+                      <w:rFonts w:ascii="Noto Sans CJK TC" w:hAnsi="Noto Sans CJK TC" w:eastAsia="Noto Sans CJK TC" w:cs="Noto Sans CJK TC"/>
+                      <w:b w:val="0"/>
+                      <w:color w:val="475569"/>
+                      <w:sz w:val="19"/>
+                    </w:rPr>
+                    <w:t>也可掃描 QR code 或至線上表單 https://forms.gle/9jRmTqFVpo14j4W5A 上傳（需登入 Google 帳號；不便者請用 Email 回傳）。</w:t>
+                  </w:r>
+                </w:p>
+              </w:tc>
+              <w:tc>
+                <w:tcPr>
+                  <w:tcW w:type="dxa" w:w="1361"/>
+                  <w:vAlign w:val="center"/>
+                </w:tcPr>
+                <w:p>
+                  <w:pPr>
+                    <w:spacing w:after="0"/>
+                    <w:jc w:val="center"/>
+                  </w:pPr>
+                  <w:r>
+                    <w:drawing>
+                      <wp:inline xmlns:a="http://schemas.openxmlformats.org/drawingml/2006/main" xmlns:pic="http://schemas.openxmlformats.org/drawingml/2006/picture">
+                        <wp:extent cx="648000" cy="648000"/>
+                        <wp:docPr id="1" name="Picture 1"/>
+                        <wp:cNvGraphicFramePr>
+                          <a:graphicFrameLocks noChangeAspect="1"/>
+                        </wp:cNvGraphicFramePr>
+                        <a:graphic>
+                          <a:graphicData uri="http://schemas.openxmlformats.org/drawingml/2006/picture">
+                            <pic:pic>
+                              <pic:nvPicPr>
+                                <pic:cNvPr id="0" name="心理健康城市承諾書_線上表單_QR.png"/>
+                                <pic:cNvPicPr/>
+                              </pic:nvPicPr>
+                              <pic:blipFill>
+                                <a:blip r:embed="rId9"/>
+                                <a:stretch>
+                                  <a:fillRect/>
+                                </a:stretch>
+                              </pic:blipFill>
+                              <pic:spPr>
+                                <a:xfrm>
+                                  <a:off x="0" y="0"/>
+                                  <a:ext cx="648000" cy="648000"/>
+                                </a:xfrm>
+                                <a:prstGeom prst="rect"/>
+                              </pic:spPr>
+                            </pic:pic>
+                          </a:graphicData>
+                        </a:graphic>
+                      </wp:inline>
+                    </w:drawing>
+                  </w:r>
+                </w:p>
+              </w:tc>
+            </w:tr>
+          </w:tbl>
           <w:p>
             <w:pPr>
               <w:keepNext/>
-              <w:spacing w:line="252" w:lineRule="auto" w:after="0" w:before="0"/>
+              <w:spacing w:before="0" w:after="0" w:line="20" w:lineRule="exact"/>
             </w:pPr>
-            <w:r>
-              <w:rPr>
-                <w:rFonts w:ascii="Noto Sans CJK TC" w:hAnsi="Noto Sans CJK TC" w:eastAsia="Noto Sans CJK TC" w:cs="Noto Sans CJK TC"/>
-                <w:b w:val="0"/>
-                <w:color w:val="475569"/>
-                <w:sz w:val="19"/>
-              </w:rPr>
-              <w:t>回傳方式與截止日：請將簽署後之承諾書以 Email 回傳至 action.a.e0626@gmail.com；簽署截止日為 2026 年 11 月 11 日（三）18:00，逾期回覆仍予收件並於網頁註記收件日期。</w:t>
-            </w:r>
           </w:p>
         </w:tc>
       </w:tr>
@@ -1772,7 +1874,7 @@
       </w:r>
     </w:p>
     <w:sectPr>
-      <w:footerReference w:type="default" r:id="rId9"/>
+      <w:footerReference w:type="default" r:id="rId10"/>
       <w:pgSz w:w="11906" w:h="16838"/>
       <w:pgMar w:top="907" w:right="1134" w:bottom="907" w:left="1134" w:header="720" w:footer="454" w:gutter="0"/>
       <w:cols w:space="720"/>
